--- a/cv.docx
+++ b/cv.docx
@@ -820,7 +820,37 @@
         <w:t xml:space="preserve"> </w:t>
       </w:r>
       <w:r>
-        <w:t xml:space="preserve">(2022). Perceived Trust and Confidence for Cryptocurrency Adoption: What Lies Ahead?. In P. C. Lai (Ed), Handbook of Research on Social Impacts of E-Payment and Blockchain Technology (pp. 250 – 279). IGI Global.</w:t>
+        <w:t xml:space="preserve">(2022).</w:t>
+      </w:r>
+      <w:r>
+        <w:t xml:space="preserve"> </w:t>
+      </w:r>
+      <w:r>
+        <w:t xml:space="preserve">Perceived Trust and Confidence for Cryptocurrency Adoption: What Lies Ahead?.</w:t>
+      </w:r>
+      <w:r>
+        <w:t xml:space="preserve"> </w:t>
+      </w:r>
+      <w:r>
+        <w:t xml:space="preserve">In P. C.</w:t>
+      </w:r>
+      <w:r>
+        <w:t xml:space="preserve"> </w:t>
+      </w:r>
+      <w:r>
+        <w:t xml:space="preserve">Lai (Ed), Handbook of Research on Social Impacts of E-Payment and Blockchain Technology (pp.</w:t>
+      </w:r>
+      <w:r>
+        <w:t xml:space="preserve"> </w:t>
+      </w:r>
+      <w:r>
+        <w:t xml:space="preserve">250 – 279).</w:t>
+      </w:r>
+      <w:r>
+        <w:t xml:space="preserve"> </w:t>
+      </w:r>
+      <w:r>
+        <w:t xml:space="preserve">IGI Global.</w:t>
       </w:r>
     </w:p>
     <w:bookmarkEnd w:id="18"/>
@@ -845,7 +875,43 @@
         <w:t xml:space="preserve">Leong, Z.K.</w:t>
       </w:r>
       <w:r>
-        <w:t xml:space="preserve">, Liew, E.J.Y, Poh, Y.H., Cook, D., Lydeamore, M. (2025). Transforming MDR-AB surveillance into ICU safety. Presented at Alfred Health. September 2025.</w:t>
+        <w:t xml:space="preserve">, Liew, E.J.Y, Lee, H.C., Cook, D., Lydeamore, M.</w:t>
+      </w:r>
+      <w:r>
+        <w:t xml:space="preserve"> </w:t>
+      </w:r>
+      <w:r>
+        <w:t xml:space="preserve">(2026).</w:t>
+      </w:r>
+      <w:r>
+        <w:t xml:space="preserve"> </w:t>
+      </w:r>
+      <w:r>
+        <w:t xml:space="preserve">Modeling environmentally persistent pathogens: Application to MDR-AB in ICU.</w:t>
+      </w:r>
+      <w:r>
+        <w:t xml:space="preserve"> </w:t>
+      </w:r>
+      <w:r>
+        <w:t xml:space="preserve">Presented at</w:t>
+      </w:r>
+      <w:r>
+        <w:t xml:space="preserve"> </w:t>
+      </w:r>
+      <w:r>
+        <w:t xml:space="preserve">“Mathematical modelling of infectious diseases”</w:t>
+      </w:r>
+      <w:r>
+        <w:t xml:space="preserve"> </w:t>
+      </w:r>
+      <w:r>
+        <w:t xml:space="preserve">workshop, Monash University, Malaysia.</w:t>
+      </w:r>
+      <w:r>
+        <w:t xml:space="preserve"> </w:t>
+      </w:r>
+      <w:r>
+        <w:t xml:space="preserve">September 2026.</w:t>
       </w:r>
     </w:p>
     <w:p>
@@ -860,7 +926,31 @@
         <w:t xml:space="preserve">Leong, Z.K.</w:t>
       </w:r>
       <w:r>
-        <w:t xml:space="preserve">, Liew, E.J.Y, Poh, Y.H., Cook, D., Lydeamore, M. (2025). Data-driven pandemic resilience against drug-resistant bacteria in ICU: Transforming monitoring data into ICU safety. Presented at Doctoral Colloquium 2025, School of Business, Monash University, Australia. September 2025.</w:t>
+        <w:t xml:space="preserve">, Liew, E.J.Y, Poh, Y.H., Cook, D., Lydeamore, M.</w:t>
+      </w:r>
+      <w:r>
+        <w:t xml:space="preserve"> </w:t>
+      </w:r>
+      <w:r>
+        <w:t xml:space="preserve">(2025).</w:t>
+      </w:r>
+      <w:r>
+        <w:t xml:space="preserve"> </w:t>
+      </w:r>
+      <w:r>
+        <w:t xml:space="preserve">Patient demographic changes during COVID-19 affect risk factors for healthcare-associated infection in ICU.</w:t>
+      </w:r>
+      <w:r>
+        <w:t xml:space="preserve"> </w:t>
+      </w:r>
+      <w:r>
+        <w:t xml:space="preserve">Presented at Australia Statistical Conference 2025, Curtin University, Perth, Australia.</w:t>
+      </w:r>
+      <w:r>
+        <w:t xml:space="preserve"> </w:t>
+      </w:r>
+      <w:r>
+        <w:t xml:space="preserve">December 2025.</w:t>
       </w:r>
     </w:p>
     <w:p>
@@ -875,7 +965,70 @@
         <w:t xml:space="preserve">Leong, Z.K.</w:t>
       </w:r>
       <w:r>
-        <w:t xml:space="preserve">, Liew, E.J.Y, Poh, Y.H., Cook, D., Lydeamore, M. (2025). Patient demographic changes during COVID-19 affect risk factors for healthcare-associated infection in ICU. Presented at Australia Statistical Conference 2025, Curtin University, Perth, Australia. December 2025.</w:t>
+        <w:t xml:space="preserve">, Liew, E.J.Y, Poh, Y.H., Cook, D., Lydeamore, M.</w:t>
+      </w:r>
+      <w:r>
+        <w:t xml:space="preserve"> </w:t>
+      </w:r>
+      <w:r>
+        <w:t xml:space="preserve">(2025).</w:t>
+      </w:r>
+      <w:r>
+        <w:t xml:space="preserve"> </w:t>
+      </w:r>
+      <w:r>
+        <w:t xml:space="preserve">Transforming MDR-AB surveillance into ICU safety.</w:t>
+      </w:r>
+      <w:r>
+        <w:t xml:space="preserve"> </w:t>
+      </w:r>
+      <w:r>
+        <w:t xml:space="preserve">Presented at Alfred Health.</w:t>
+      </w:r>
+      <w:r>
+        <w:t xml:space="preserve"> </w:t>
+      </w:r>
+      <w:r>
+        <w:t xml:space="preserve">September 2025.</w:t>
+      </w:r>
+    </w:p>
+    <w:p>
+      <w:pPr>
+        <w:pStyle w:val="BodyText"/>
+      </w:pPr>
+      <w:r>
+        <w:rPr>
+          <w:b/>
+          <w:bCs/>
+        </w:rPr>
+        <w:t xml:space="preserve">Leong, Z.K.</w:t>
+      </w:r>
+      <w:r>
+        <w:t xml:space="preserve">, Liew, E.J.Y, Poh, Y.H., Cook, D., Lydeamore, M.</w:t>
+      </w:r>
+      <w:r>
+        <w:t xml:space="preserve"> </w:t>
+      </w:r>
+      <w:r>
+        <w:t xml:space="preserve">(2025).</w:t>
+      </w:r>
+      <w:r>
+        <w:t xml:space="preserve"> </w:t>
+      </w:r>
+      <w:r>
+        <w:t xml:space="preserve">Data-driven pandemic resilience against drug-resistant bacteria in ICU: Transforming monitoring data into ICU safety.</w:t>
+      </w:r>
+      <w:r>
+        <w:t xml:space="preserve"> </w:t>
+      </w:r>
+      <w:r>
+        <w:t xml:space="preserve">Presented at Doctoral Colloquium 2025, School of Business, Monash University, Australia.</w:t>
+      </w:r>
+      <w:r>
+        <w:t xml:space="preserve"> </w:t>
+      </w:r>
+      <w:r>
+        <w:t xml:space="preserve">September 2025.</w:t>
       </w:r>
     </w:p>
     <w:p>
